--- a/小野町_引継ぎ_整理済/12_進捗管理/小野町_高齢者計画_仕様書の網羅性確認と進められる作業_20261022.docx
+++ b/小野町_引継ぎ_整理済/12_進捗管理/小野町_高齢者計画_仕様書の網羅性確認と進められる作業_20261022.docx
@@ -411,6 +411,68 @@
     </w:p>
     <w:p>
       <w:pPr>
+        <w:tabs>
+          <w:tab w:pos="9751" w:val="right" w:leader="dot"/>
+        </w:tabs>
+        <w:spacing w:before="20" w:after="20" w:line="252" w:lineRule="auto"/>
+        <w:ind w:left="0"/>
+      </w:pPr>
+      <w:hyperlink w:anchor="_Toc_006">
+        <w:r>
+          <w:rPr>
+            <w:rFonts w:ascii="游ゴシック" w:hAnsi="游ゴシック" w:eastAsia="游ゴシック"/>
+            <w:b/>
+            <w:sz w:val="22"/>
+          </w:rPr>
+          <w:t xml:space="preserve">6　第9期計画・地域福祉計画・関連計画との突合</w:t>
+        </w:r>
+        <w:r>
+          <w:rPr>
+            <w:rFonts w:ascii="游ゴシック" w:hAnsi="游ゴシック" w:eastAsia="游ゴシック"/>
+            <w:sz w:val="20"/>
+          </w:rPr>
+          <w:tab/>
+        </w:r>
+        <w:r>
+          <w:rPr>
+            <w:rFonts w:ascii="游ゴシック" w:hAnsi="游ゴシック" w:eastAsia="游ゴシック"/>
+            <w:sz w:val="20"/>
+          </w:rPr>
+          <w:fldChar w:fldCharType="begin"/>
+        </w:r>
+        <w:r>
+          <w:rPr>
+            <w:rFonts w:ascii="游ゴシック" w:hAnsi="游ゴシック" w:eastAsia="游ゴシック"/>
+            <w:sz w:val="20"/>
+          </w:rPr>
+          <w:instrText xml:space="preserve"> PAGEREF _Toc_006 \h </w:instrText>
+        </w:r>
+        <w:r>
+          <w:rPr>
+            <w:rFonts w:ascii="游ゴシック" w:hAnsi="游ゴシック" w:eastAsia="游ゴシック"/>
+            <w:sz w:val="20"/>
+          </w:rPr>
+          <w:fldChar w:fldCharType="separate"/>
+        </w:r>
+        <w:r>
+          <w:rPr>
+            <w:rFonts w:ascii="游ゴシック" w:hAnsi="游ゴシック" w:eastAsia="游ゴシック"/>
+            <w:b/>
+            <w:sz w:val="20"/>
+          </w:rPr>
+          <w:t xml:space="preserve">－</w:t>
+        </w:r>
+        <w:r>
+          <w:rPr>
+            <w:rFonts w:ascii="游ゴシック" w:hAnsi="游ゴシック" w:eastAsia="游ゴシック"/>
+            <w:sz w:val="20"/>
+          </w:rPr>
+          <w:fldChar w:fldCharType="end"/>
+        </w:r>
+      </w:hyperlink>
+    </w:p>
+    <w:p>
+      <w:pPr>
         <w:sectPr>
           <w:headerReference w:type="default" r:id="rId9"/>
           <w:footerReference w:type="default" r:id="rId10"/>
@@ -460,7 +522,7 @@
           <w:i w:val="0"/>
           <w:sz w:val="21"/>
         </w:rPr>
-        <w:t xml:space="preserve"> そのうえで素案・成果品での中身を確かめると、充足15、一部11、不足1、前提条項2でした。</w:t>
+        <w:t xml:space="preserve"> そのうえで素案・成果品での中身を確かめると、充足17、一部10、不足0、前提条項2でした。</w:t>
       </w:r>
     </w:p>
     <w:p>
@@ -474,16 +536,7 @@
           <w:i w:val="0"/>
           <w:sz w:val="21"/>
         </w:rPr>
-        <w:t>論点として漏れていたのは次の4点です。</w:t>
-      </w:r>
-      <w:r>
-        <w:rPr>
-          <w:rFonts w:ascii="游ゴシック" w:hAnsi="游ゴシック" w:eastAsia="游ゴシック"/>
-          <w:b w:val="0"/>
-          <w:i w:val="0"/>
-          <w:sz w:val="21"/>
-        </w:rPr>
-        <w:t xml:space="preserve"> いずれも町の回答を待たずに着手できます。</w:t>
+        <w:t>論点として漏れていた4点は、素案 第16版などで対応しました。</w:t>
       </w:r>
     </w:p>
     <w:p>
@@ -499,7 +552,7 @@
           <w:color w:val="1F4D78"/>
           <w:sz w:val="22"/>
         </w:rPr>
-        <w:t>【表1】漏れていた論点</w:t>
+        <w:t>【表1】漏れていた論点と対応</w:t>
       </w:r>
     </w:p>
     <w:tbl>
@@ -523,8 +576,9 @@
       </w:tblPr>
       <w:tblGrid>
         <w:gridCol w:w="454"/>
-        <w:gridCol w:w="7597"/>
-        <w:gridCol w:w="1701"/>
+        <w:gridCol w:w="4309"/>
+        <w:gridCol w:w="1134"/>
+        <w:gridCol w:w="3855"/>
       </w:tblGrid>
       <w:tr>
         <w:tc>
@@ -552,7 +606,7 @@
         </w:tc>
         <w:tc>
           <w:tcPr>
-            <w:tcW w:type="dxa" w:w="7597"/>
+            <w:tcW w:type="dxa" w:w="4309"/>
             <w:shd w:val="clear" w:fill="1F3864"/>
             <w:vAlign w:val="center"/>
           </w:tcPr>
@@ -575,7 +629,7 @@
         </w:tc>
         <w:tc>
           <w:tcPr>
-            <w:tcW w:type="dxa" w:w="1701"/>
+            <w:tcW w:type="dxa" w:w="1134"/>
             <w:shd w:val="clear" w:fill="1F3864"/>
             <w:vAlign w:val="center"/>
           </w:tcPr>
@@ -593,6 +647,29 @@
                 <w:sz w:val="17"/>
               </w:rPr>
               <w:t>仕様書</w:t>
+            </w:r>
+          </w:p>
+        </w:tc>
+        <w:tc>
+          <w:tcPr>
+            <w:tcW w:type="dxa" w:w="3855"/>
+            <w:shd w:val="clear" w:fill="1F3864"/>
+            <w:vAlign w:val="center"/>
+          </w:tcPr>
+          <w:p>
+            <w:pPr>
+              <w:spacing w:before="20" w:after="20"/>
+              <w:jc w:val="center"/>
+            </w:pPr>
+            <w:r>
+              <w:rPr>
+                <w:rFonts w:ascii="游ゴシック" w:hAnsi="游ゴシック" w:eastAsia="游ゴシック"/>
+                <w:b/>
+                <w:i w:val="0"/>
+                <w:color w:val="FFFFFF"/>
+                <w:sz w:val="17"/>
+              </w:rPr>
+              <w:t>対応</w:t>
             </w:r>
           </w:p>
         </w:tc>
@@ -620,7 +697,7 @@
         </w:tc>
         <w:tc>
           <w:tcPr>
-            <w:tcW w:type="dxa" w:w="7597"/>
+            <w:tcW w:type="dxa" w:w="4309"/>
             <w:vAlign w:val="center"/>
           </w:tcPr>
           <w:p>
@@ -640,7 +717,7 @@
         </w:tc>
         <w:tc>
           <w:tcPr>
-            <w:tcW w:type="dxa" w:w="1701"/>
+            <w:tcW w:type="dxa" w:w="1134"/>
             <w:vAlign w:val="center"/>
           </w:tcPr>
           <w:p>
@@ -655,6 +732,26 @@
                 <w:sz w:val="17"/>
               </w:rPr>
               <w:t>4(2)</w:t>
+            </w:r>
+          </w:p>
+        </w:tc>
+        <w:tc>
+          <w:tcPr>
+            <w:tcW w:type="dxa" w:w="3855"/>
+            <w:vAlign w:val="center"/>
+          </w:tcPr>
+          <w:p>
+            <w:pPr>
+              <w:spacing w:before="20" w:after="20"/>
+            </w:pPr>
+            <w:r>
+              <w:rPr>
+                <w:rFonts w:ascii="游ゴシック" w:hAnsi="游ゴシック" w:eastAsia="游ゴシック"/>
+                <w:b w:val="0"/>
+                <w:i w:val="0"/>
+                <w:sz w:val="17"/>
+              </w:rPr>
+              <w:t>施設整備ケース2件を素案・成果品①②・骨子案に追加</w:t>
             </w:r>
           </w:p>
         </w:tc>
@@ -682,7 +779,7 @@
         </w:tc>
         <w:tc>
           <w:tcPr>
-            <w:tcW w:type="dxa" w:w="7597"/>
+            <w:tcW w:type="dxa" w:w="4309"/>
             <w:vAlign w:val="center"/>
           </w:tcPr>
           <w:p>
@@ -702,7 +799,7 @@
         </w:tc>
         <w:tc>
           <w:tcPr>
-            <w:tcW w:type="dxa" w:w="1701"/>
+            <w:tcW w:type="dxa" w:w="1134"/>
             <w:vAlign w:val="center"/>
           </w:tcPr>
           <w:p>
@@ -717,6 +814,26 @@
                 <w:sz w:val="17"/>
               </w:rPr>
               <w:t>4(1)①エ</w:t>
+            </w:r>
+          </w:p>
+        </w:tc>
+        <w:tc>
+          <w:tcPr>
+            <w:tcW w:type="dxa" w:w="3855"/>
+            <w:vAlign w:val="center"/>
+          </w:tcPr>
+          <w:p>
+            <w:pPr>
+              <w:spacing w:before="20" w:after="20"/>
+            </w:pPr>
+            <w:r>
+              <w:rPr>
+                <w:rFonts w:ascii="游ゴシック" w:hAnsi="游ゴシック" w:eastAsia="游ゴシック"/>
+                <w:b w:val="0"/>
+                <w:i w:val="0"/>
+                <w:sz w:val="17"/>
+              </w:rPr>
+              <w:t>暫定の見込みを追加（町の事業実績で確定）</w:t>
             </w:r>
           </w:p>
         </w:tc>
@@ -745,7 +862,7 @@
         </w:tc>
         <w:tc>
           <w:tcPr>
-            <w:tcW w:type="dxa" w:w="7597"/>
+            <w:tcW w:type="dxa" w:w="4309"/>
             <w:vAlign w:val="center"/>
           </w:tcPr>
           <w:p>
@@ -760,13 +877,13 @@
                 <w:i w:val="0"/>
                 <w:sz w:val="17"/>
               </w:rPr>
-              <w:t>町総合計画との調整が1行の位置づけにとどまる（総合計画を未入手）</w:t>
+              <w:t>町総合計画との調整が1行の位置づけにとどまる</w:t>
             </w:r>
           </w:p>
         </w:tc>
         <w:tc>
           <w:tcPr>
-            <w:tcW w:type="dxa" w:w="1701"/>
+            <w:tcW w:type="dxa" w:w="1134"/>
             <w:vAlign w:val="center"/>
           </w:tcPr>
           <w:p>
@@ -782,6 +899,27 @@
                 <w:sz w:val="17"/>
               </w:rPr>
               <w:t>4(3)</w:t>
+            </w:r>
+          </w:p>
+        </w:tc>
+        <w:tc>
+          <w:tcPr>
+            <w:tcW w:type="dxa" w:w="3855"/>
+            <w:vAlign w:val="center"/>
+          </w:tcPr>
+          <w:p>
+            <w:pPr>
+              <w:keepNext/>
+              <w:spacing w:before="20" w:after="20"/>
+            </w:pPr>
+            <w:r>
+              <w:rPr>
+                <w:rFonts w:ascii="游ゴシック" w:hAnsi="游ゴシック" w:eastAsia="游ゴシック"/>
+                <w:b w:val="0"/>
+                <w:i w:val="0"/>
+                <w:sz w:val="17"/>
+              </w:rPr>
+              <w:t>総合計画を取得し、施策・成果指標の対応表を追加</w:t>
             </w:r>
           </w:p>
         </w:tc>
@@ -809,7 +947,7 @@
         </w:tc>
         <w:tc>
           <w:tcPr>
-            <w:tcW w:type="dxa" w:w="7597"/>
+            <w:tcW w:type="dxa" w:w="4309"/>
             <w:vAlign w:val="center"/>
           </w:tcPr>
           <w:p>
@@ -823,13 +961,13 @@
                 <w:i w:val="0"/>
                 <w:sz w:val="17"/>
               </w:rPr>
-              <w:t>計画書「80頁程度」に対し、素案が88頁で、頁の配分の計画がない</w:t>
+              <w:t>計画書「80頁程度」に対し、頁の配分の計画がない</w:t>
             </w:r>
           </w:p>
         </w:tc>
         <w:tc>
           <w:tcPr>
-            <w:tcW w:type="dxa" w:w="1701"/>
+            <w:tcW w:type="dxa" w:w="1134"/>
             <w:vAlign w:val="center"/>
           </w:tcPr>
           <w:p>
@@ -844,6 +982,26 @@
                 <w:sz w:val="17"/>
               </w:rPr>
               <w:t>成果品⑤</w:t>
+            </w:r>
+          </w:p>
+        </w:tc>
+        <w:tc>
+          <w:tcPr>
+            <w:tcW w:type="dxa" w:w="3855"/>
+            <w:vAlign w:val="center"/>
+          </w:tcPr>
+          <w:p>
+            <w:pPr>
+              <w:spacing w:before="20" w:after="20"/>
+            </w:pPr>
+            <w:r>
+              <w:rPr>
+                <w:rFonts w:ascii="游ゴシック" w:hAnsi="游ゴシック" w:eastAsia="游ゴシック"/>
+                <w:b w:val="0"/>
+                <w:i w:val="0"/>
+                <w:sz w:val="17"/>
+              </w:rPr>
+              <w:t>頁配分計画を作成（10_納品・印刷）</w:t>
             </w:r>
           </w:p>
         </w:tc>
@@ -865,7 +1023,16 @@
           <w:i w:val="0"/>
           <w:sz w:val="21"/>
         </w:rPr>
-        <w:t>このほか、成果品①〜③の更新が素案に追いついていないこと、協議会の運営支援（次第・会議録）の準備がないことも、あわせて進めます。</w:t>
+        <w:t>あわせて、第9期計画・第3期地域福祉計画・関連計画（5件）と素案を突き合わせ、記載の漏れを補いました</w:t>
+      </w:r>
+      <w:r>
+        <w:rPr>
+          <w:rFonts w:ascii="游ゴシック" w:hAnsi="游ゴシック" w:eastAsia="游ゴシック"/>
+          <w:b w:val="0"/>
+          <w:i w:val="0"/>
+          <w:sz w:val="21"/>
+        </w:rPr>
+        <w:t>（本書6）。</w:t>
       </w:r>
     </w:p>
     <w:p>
@@ -1622,7 +1789,7 @@
                 <w:i w:val="0"/>
                 <w:sz w:val="17"/>
               </w:rPr>
-              <w:t>一部</w:t>
+              <w:t>充足</w:t>
             </w:r>
           </w:p>
         </w:tc>
@@ -1662,16 +1829,7 @@
                 <w:i w:val="0"/>
                 <w:sz w:val="17"/>
               </w:rPr>
-              <w:t>現状分析は概ね充足。</w:t>
-            </w:r>
-            <w:r>
-              <w:rPr>
-                <w:rFonts w:ascii="游ゴシック" w:hAnsi="游ゴシック" w:eastAsia="游ゴシック"/>
-                <w:b/>
-                <w:i w:val="0"/>
-                <w:sz w:val="17"/>
-              </w:rPr>
-              <w:t>「地域福祉資源の整備状況」を示す町内事業所の一覧がない</w:t>
+              <w:t>現状分析は充足。町内の介護サービス事業所の一覧を資料編13に加えた（第16版）</w:t>
             </w:r>
           </w:p>
         </w:tc>
@@ -2039,7 +2197,7 @@
                 <w:i w:val="0"/>
                 <w:sz w:val="17"/>
               </w:rPr>
-              <w:t>不足</w:t>
+              <w:t>一部</w:t>
             </w:r>
           </w:p>
         </w:tc>
@@ -2075,20 +2233,20 @@
             <w:r>
               <w:rPr>
                 <w:rFonts w:ascii="游ゴシック" w:hAnsi="游ゴシック" w:eastAsia="游ゴシック"/>
+                <w:b w:val="0"/>
+                <w:i w:val="0"/>
+                <w:sz w:val="17"/>
+              </w:rPr>
+              <w:t>介護予防事業対象者数の見込み（暫定）を加えた（第16版 第5章 基本目標1②）。</w:t>
+            </w:r>
+            <w:r>
+              <w:rPr>
+                <w:rFonts w:ascii="游ゴシック" w:hAnsi="游ゴシック" w:eastAsia="游ゴシック"/>
                 <w:b/>
                 <w:i w:val="0"/>
                 <w:sz w:val="17"/>
               </w:rPr>
-              <w:t>介護予防事業対象者数の将来推計がない。</w:t>
-            </w:r>
-            <w:r>
-              <w:rPr>
-                <w:rFonts w:ascii="游ゴシック" w:hAnsi="游ゴシック" w:eastAsia="游ゴシック"/>
-                <w:b w:val="0"/>
-                <w:i w:val="0"/>
-                <w:sz w:val="17"/>
-              </w:rPr>
-              <w:t>事業対象者は令和6年度4件→令和7年度30件（月報）。町の事業実績（依頼票H3）待ちのまま止まっている</w:t>
+              <w:t>町の事業実績（依頼票H3）で確定する</w:t>
             </w:r>
           </w:p>
         </w:tc>
@@ -2292,7 +2450,7 @@
                 <w:i w:val="0"/>
                 <w:sz w:val="17"/>
               </w:rPr>
-              <w:t>給付費等の分析は第5版（70％）。</w:t>
+              <w:t>成果品①を第6版にし、「制度改正等の影響と介護保険財政の見通し」の章を加えた。</w:t>
             </w:r>
             <w:r>
               <w:rPr>
@@ -2301,16 +2459,7 @@
                 <w:i w:val="0"/>
                 <w:sz w:val="17"/>
               </w:rPr>
-              <w:t>「制度改正に伴う影響」の分析が成果品①に節として立っていない</w:t>
-            </w:r>
-            <w:r>
-              <w:rPr>
-                <w:rFonts w:ascii="游ゴシック" w:hAnsi="游ゴシック" w:eastAsia="游ゴシック"/>
-                <w:b w:val="0"/>
-                <w:i w:val="0"/>
-                <w:sz w:val="17"/>
-              </w:rPr>
-              <w:t>（感応度は素案 第6章5にある）。基金残高・介護SCR・見える化出力の反映も未了</w:t>
+              <w:t>町の給付実績での確定が残る</w:t>
             </w:r>
           </w:p>
         </w:tc>
@@ -2523,7 +2672,7 @@
                 <w:i w:val="0"/>
                 <w:sz w:val="17"/>
               </w:rPr>
-              <w:t>見える化への入力・推計・保険料のケース算定は済み。</w:t>
+              <w:t>見える化への入力・推計・保険料のケース算定は済み。施設整備ケース2件を素案・成果品②に加えた（第16版）。</w:t>
             </w:r>
             <w:r>
               <w:rPr>
@@ -2532,16 +2681,7 @@
                 <w:i w:val="0"/>
                 <w:sz w:val="17"/>
               </w:rPr>
-              <w:t>算定シートの「施設整備あり」ケース（C3）が素案 第15版の比較ケースに入っていない</w:t>
-            </w:r>
-            <w:r>
-              <w:rPr>
-                <w:rFonts w:ascii="游ゴシック" w:hAnsi="游ゴシック" w:eastAsia="游ゴシック"/>
-                <w:b w:val="0"/>
-                <w:i w:val="0"/>
-                <w:sz w:val="17"/>
-              </w:rPr>
-              <w:t>（仕様書が明示するケース）</w:t>
+              <w:t>報酬改定率・負担割合の確定後に差し替える</w:t>
             </w:r>
           </w:p>
         </w:tc>
@@ -2643,25 +2783,7 @@
                 <w:i w:val="0"/>
                 <w:sz w:val="17"/>
               </w:rPr>
-              <w:t>骨子案・素案は作成済み。</w:t>
-            </w:r>
-            <w:r>
-              <w:rPr>
-                <w:rFonts w:ascii="游ゴシック" w:hAnsi="游ゴシック" w:eastAsia="游ゴシック"/>
-                <w:b/>
-                <w:i w:val="0"/>
-                <w:sz w:val="17"/>
-              </w:rPr>
-              <w:t>町総合計画との調整が1行の位置づけにとどまる（総合計画を未入手）</w:t>
-            </w:r>
-            <w:r>
-              <w:rPr>
-                <w:rFonts w:ascii="游ゴシック" w:hAnsi="游ゴシック" w:eastAsia="游ゴシック"/>
-                <w:b w:val="0"/>
-                <w:i w:val="0"/>
-                <w:sz w:val="17"/>
-              </w:rPr>
-              <w:t>。骨子案（成果品③）は第4版で、素案 第15版と整合した確定版になっていない</w:t>
+              <w:t>町総合計画（2023〜2027）との対応表と、関連計画（健康おの21・地域公共交通計画・国土強靱化・過疎・DX）の位置づけを加えた。骨子案は第5版（確定版）にした</w:t>
             </w:r>
           </w:p>
         </w:tc>
@@ -2865,7 +2987,7 @@
                 <w:i w:val="0"/>
                 <w:sz w:val="17"/>
               </w:rPr>
-              <w:t>協議会資料・パブリックコメントの様式は作成済み。</w:t>
+              <w:t>協議会資料（12月用）を更新し、次第・会議録（要旨）の様式と当日の進め方を作成した。</w:t>
             </w:r>
             <w:r>
               <w:rPr>
@@ -2874,16 +2996,7 @@
                 <w:i w:val="0"/>
                 <w:sz w:val="17"/>
               </w:rPr>
-              <w:t>「運営・実施の支援」（次第・会議録の様式、当日の進行）がない</w:t>
-            </w:r>
-            <w:r>
-              <w:rPr>
-                <w:rFonts w:ascii="游ゴシック" w:hAnsi="游ゴシック" w:eastAsia="游ゴシック"/>
-                <w:b w:val="0"/>
-                <w:i w:val="0"/>
-                <w:sz w:val="17"/>
-              </w:rPr>
-              <w:t>。次回は12月開催予定（回次・議題は確認中）</w:t>
+              <w:t>回次・議題は町に確認中</w:t>
             </w:r>
           </w:p>
         </w:tc>
@@ -2985,7 +3098,7 @@
                 <w:i w:val="0"/>
                 <w:sz w:val="17"/>
               </w:rPr>
-              <w:t>上の4(1)②のとおり。簡易製本3部・CD-R</w:t>
+              <w:t>第6版。町の給付実績での確定と、簡易製本3部・CD-Rが残る</w:t>
             </w:r>
           </w:p>
         </w:tc>
@@ -3087,7 +3200,7 @@
                 <w:i w:val="0"/>
                 <w:sz w:val="17"/>
               </w:rPr>
-              <w:t>算定結果は作成済み（75％）。基金の3案と保険料の最新値の反映が未了</w:t>
+              <w:t>基金の3案・施設整備ケースを反映。報酬改定率等の確定後に差し替える</w:t>
             </w:r>
           </w:p>
         </w:tc>
@@ -3149,7 +3262,7 @@
                 <w:i w:val="0"/>
                 <w:sz w:val="17"/>
               </w:rPr>
-              <w:t>一部</w:t>
+              <w:t>充足</w:t>
             </w:r>
           </w:p>
         </w:tc>
@@ -3189,7 +3302,7 @@
                 <w:i w:val="0"/>
                 <w:sz w:val="17"/>
               </w:rPr>
-              <w:t>上の4(3)のとおり</w:t>
+              <w:t>骨子案 第5版（確定版）</w:t>
             </w:r>
           </w:p>
         </w:tc>
@@ -3389,11 +3502,11 @@
             <w:r>
               <w:rPr>
                 <w:rFonts w:ascii="游ゴシック" w:hAnsi="游ゴシック" w:eastAsia="游ゴシック"/>
-                <w:b/>
+                <w:b w:val="0"/>
                 <w:i w:val="0"/>
                 <w:sz w:val="17"/>
               </w:rPr>
-              <w:t>「A4・4色・80頁程度」に対し、素案 第15版は88頁（資料編を含む）。頁の配分の計画がない</w:t>
+              <w:t>頁の配分計画を作成した（10_納品・印刷）。協議用の頁を除き、資料編の一部をデータに移して80頁程度に収める</w:t>
             </w:r>
           </w:p>
         </w:tc>
@@ -6082,6 +6195,275 @@
         <w:t xml:space="preserve"> 12月の開催がどの回に当たるか（第1回と第2回をまとめるか）を町に確かめ、WBSの9-2〜9-4と資料の構成を合わせます。</w:t>
       </w:r>
     </w:p>
+    <w:p>
+      <w:pPr>
+        <w:pStyle w:val="Heading1"/>
+        <w:keepNext/>
+        <w:spacing w:before="240" w:after="100"/>
+      </w:pPr>
+      <w:bookmarkStart w:id="106" w:name="_Toc_006"/>
+      <w:r>
+        <w:rPr>
+          <w:rFonts w:ascii="游ゴシック" w:hAnsi="游ゴシック" w:eastAsia="游ゴシック"/>
+          <w:b/>
+          <w:i w:val="0"/>
+          <w:color w:val="2E74B5"/>
+          <w:sz w:val="30"/>
+        </w:rPr>
+        <w:t>6　第9期計画・地域福祉計画・関連計画との突合</w:t>
+      </w:r>
+      <w:bookmarkEnd w:id="106"/>
+    </w:p>
+    <w:p>
+      <w:pPr>
+        <w:spacing w:before="60" w:after="60"/>
+      </w:pPr>
+      <w:r>
+        <w:rPr>
+          <w:rFonts w:ascii="游ゴシック" w:hAnsi="游ゴシック" w:eastAsia="游ゴシック"/>
+          <w:b/>
+          <w:i w:val="0"/>
+          <w:sz w:val="21"/>
+        </w:rPr>
+        <w:t>第9期計画の事業86件と第3期地域福祉計画の項目38件を素案と突き合わせ、記載がない・薄い事項を補いました。</w:t>
+      </w:r>
+    </w:p>
+    <w:p>
+      <w:pPr>
+        <w:keepNext/>
+        <w:spacing w:before="200" w:after="40"/>
+      </w:pPr>
+      <w:r>
+        <w:rPr>
+          <w:rFonts w:ascii="游ゴシック" w:hAnsi="游ゴシック" w:eastAsia="游ゴシック"/>
+          <w:b/>
+          <w:i w:val="0"/>
+          <w:color w:val="1F4D78"/>
+          <w:sz w:val="22"/>
+        </w:rPr>
+        <w:t>【表5】突合で補った事項</w:t>
+      </w:r>
+    </w:p>
+    <w:tbl>
+      <w:tblPr>
+        <w:tblW w:type="auto" w:w="0"/>
+        <w:jc w:val="center"/>
+        <w:tblLayout w:type="fixed"/>
+        <w:tblLook w:firstColumn="1" w:firstRow="1" w:lastColumn="0" w:lastRow="0" w:noHBand="0" w:noVBand="1" w:val="04A0"/>
+        <w:tblBorders>
+          <w:top w:val="single" w:sz="6" w:space="0" w:color="2E75B6"/>
+          <w:left w:val="single" w:sz="4" w:space="0" w:color="BFBFBF"/>
+          <w:bottom w:val="single" w:sz="6" w:space="0" w:color="2E75B6"/>
+          <w:right w:val="single" w:sz="4" w:space="0" w:color="BFBFBF"/>
+          <w:insideH w:val="single" w:sz="4" w:space="0" w:color="BFBFBF"/>
+          <w:insideV w:val="single" w:sz="4" w:space="0" w:color="BFBFBF"/>
+        </w:tblBorders>
+        <w:tblCellMar>
+          <w:left w:w="10" w:type="dxa"/>
+          <w:right w:w="10" w:type="dxa"/>
+        </w:tblCellMar>
+      </w:tblPr>
+      <w:tblGrid>
+        <w:gridCol w:w="2041"/>
+        <w:gridCol w:w="7710"/>
+      </w:tblGrid>
+      <w:tr>
+        <w:tc>
+          <w:tcPr>
+            <w:tcW w:type="dxa" w:w="2041"/>
+            <w:shd w:val="clear" w:fill="1F3864"/>
+            <w:vAlign w:val="center"/>
+          </w:tcPr>
+          <w:p>
+            <w:pPr>
+              <w:spacing w:before="20" w:after="20"/>
+              <w:jc w:val="center"/>
+            </w:pPr>
+            <w:r>
+              <w:rPr>
+                <w:rFonts w:ascii="游ゴシック" w:hAnsi="游ゴシック" w:eastAsia="游ゴシック"/>
+                <w:b/>
+                <w:i w:val="0"/>
+                <w:color w:val="FFFFFF"/>
+                <w:sz w:val="17"/>
+              </w:rPr>
+              <w:t>区分</w:t>
+            </w:r>
+          </w:p>
+        </w:tc>
+        <w:tc>
+          <w:tcPr>
+            <w:tcW w:type="dxa" w:w="7710"/>
+            <w:shd w:val="clear" w:fill="1F3864"/>
+            <w:vAlign w:val="center"/>
+          </w:tcPr>
+          <w:p>
+            <w:pPr>
+              <w:spacing w:before="20" w:after="20"/>
+              <w:jc w:val="center"/>
+            </w:pPr>
+            <w:r>
+              <w:rPr>
+                <w:rFonts w:ascii="游ゴシック" w:hAnsi="游ゴシック" w:eastAsia="游ゴシック"/>
+                <w:b/>
+                <w:i w:val="0"/>
+                <w:color w:val="FFFFFF"/>
+                <w:sz w:val="17"/>
+              </w:rPr>
+              <w:t>素案に補った事項（第16版）</w:t>
+            </w:r>
+          </w:p>
+        </w:tc>
+      </w:tr>
+      <w:tr>
+        <w:tc>
+          <w:tcPr>
+            <w:tcW w:type="dxa" w:w="2041"/>
+            <w:vAlign w:val="center"/>
+          </w:tcPr>
+          <w:p>
+            <w:pPr>
+              <w:spacing w:before="20" w:after="20"/>
+            </w:pPr>
+            <w:r>
+              <w:rPr>
+                <w:rFonts w:ascii="游ゴシック" w:hAnsi="游ゴシック" w:eastAsia="游ゴシック"/>
+                <w:b w:val="0"/>
+                <w:i w:val="0"/>
+                <w:sz w:val="17"/>
+              </w:rPr>
+              <w:t>第9期計画</w:t>
+            </w:r>
+          </w:p>
+        </w:tc>
+        <w:tc>
+          <w:tcPr>
+            <w:tcW w:type="dxa" w:w="7710"/>
+            <w:vAlign w:val="center"/>
+          </w:tcPr>
+          <w:p>
+            <w:pPr>
+              <w:spacing w:before="20" w:after="20"/>
+            </w:pPr>
+            <w:r>
+              <w:rPr>
+                <w:rFonts w:ascii="游ゴシック" w:hAnsi="游ゴシック" w:eastAsia="游ゴシック"/>
+                <w:b w:val="0"/>
+                <w:i w:val="0"/>
+                <w:sz w:val="17"/>
+              </w:rPr>
+              <w:t>町の在宅福祉事業（お助けサービス、生活支援ショートステイ、住宅改修の助成、タクシー利用料金助成、配食）、総合事業の類型（サービスＣ・Ｄ、ミニデイ）、生きがい事業（敬愛事業・寿大学・ｅスポーツ・たかむら荘・ゲートボール場）、介護施設の災害対策、人材確保の具体策、予防接種・こころの健康、制度の周知と指導・監督</w:t>
+            </w:r>
+          </w:p>
+        </w:tc>
+      </w:tr>
+      <w:tr>
+        <w:tc>
+          <w:tcPr>
+            <w:tcW w:type="dxa" w:w="2041"/>
+            <w:vAlign w:val="center"/>
+          </w:tcPr>
+          <w:p>
+            <w:pPr>
+              <w:keepNext/>
+              <w:spacing w:before="20" w:after="20"/>
+            </w:pPr>
+            <w:r>
+              <w:rPr>
+                <w:rFonts w:ascii="游ゴシック" w:hAnsi="游ゴシック" w:eastAsia="游ゴシック"/>
+                <w:b w:val="0"/>
+                <w:i w:val="0"/>
+                <w:sz w:val="17"/>
+              </w:rPr>
+              <w:t>第3期地域福祉計画</w:t>
+            </w:r>
+          </w:p>
+        </w:tc>
+        <w:tc>
+          <w:tcPr>
+            <w:tcW w:type="dxa" w:w="7710"/>
+            <w:vAlign w:val="center"/>
+          </w:tcPr>
+          <w:p>
+            <w:pPr>
+              <w:keepNext/>
+              <w:spacing w:before="20" w:after="20"/>
+            </w:pPr>
+            <w:r>
+              <w:rPr>
+                <w:rFonts w:ascii="游ゴシック" w:hAnsi="游ゴシック" w:eastAsia="游ゴシック"/>
+                <w:b w:val="0"/>
+                <w:i w:val="0"/>
+                <w:sz w:val="17"/>
+              </w:rPr>
+              <w:t>高齢者虐待への対応体制（窓口・ケース検討会・専門職チーム）、成年後見制度の体制（権利擁護センター・中核機関・市町村長申立て）、生活困窮・孤立・8050問題のつなぎ先、ふれあいあったかサロン・元気が～いポイント・有償ボランティア「ささえ愛」。成年後見制度利用促進基本計画の章番号を第5章に改めた</w:t>
+            </w:r>
+          </w:p>
+        </w:tc>
+      </w:tr>
+      <w:tr>
+        <w:tc>
+          <w:tcPr>
+            <w:tcW w:type="dxa" w:w="2041"/>
+            <w:vAlign w:val="center"/>
+          </w:tcPr>
+          <w:p>
+            <w:pPr>
+              <w:spacing w:before="20" w:after="20"/>
+            </w:pPr>
+            <w:r>
+              <w:rPr>
+                <w:rFonts w:ascii="游ゴシック" w:hAnsi="游ゴシック" w:eastAsia="游ゴシック"/>
+                <w:b w:val="0"/>
+                <w:i w:val="0"/>
+                <w:sz w:val="17"/>
+              </w:rPr>
+              <w:t>関連計画</w:t>
+            </w:r>
+          </w:p>
+        </w:tc>
+        <w:tc>
+          <w:tcPr>
+            <w:tcW w:type="dxa" w:w="7710"/>
+            <w:vAlign w:val="center"/>
+          </w:tcPr>
+          <w:p>
+            <w:pPr>
+              <w:spacing w:before="20" w:after="20"/>
+            </w:pPr>
+            <w:r>
+              <w:rPr>
+                <w:rFonts w:ascii="游ゴシック" w:hAnsi="游ゴシック" w:eastAsia="游ゴシック"/>
+                <w:b w:val="0"/>
+                <w:i w:val="0"/>
+                <w:sz w:val="17"/>
+              </w:rPr>
+              <w:t>町総合計画（2023〜2027）との対応表、地域公共交通計画（交通手段の記述を実態に合わせた）、過疎地域持続的発展計画、国土強靱化地域計画、DX推進計画の位置づけ、健康おの21の計画名・健診受診率の目標</w:t>
+            </w:r>
+          </w:p>
+        </w:tc>
+      </w:tr>
+    </w:tbl>
+    <w:p>
+      <w:pPr>
+        <w:spacing w:after="40"/>
+      </w:pPr>
+    </w:p>
+    <w:p>
+      <w:pPr>
+        <w:spacing w:before="40" w:after="160"/>
+        <w:ind w:left="113"/>
+      </w:pPr>
+      <w:r>
+        <w:rPr>
+          <w:rFonts w:ascii="游ゴシック" w:hAnsi="游ゴシック" w:eastAsia="游ゴシック"/>
+          <w:b w:val="0"/>
+          <w:i w:val="0"/>
+          <w:sz w:val="17"/>
+        </w:rPr>
+        <w:t>突合の明細は内部検討の作業メモによる（第9期：記載あり41・薄い27・なし18／地域福祉計画：12・16・10）</w:t>
+      </w:r>
+    </w:p>
     <w:sectPr>
       <w:headerReference w:type="default" r:id="rId11"/>
       <w:footerReference w:type="default" r:id="rId12"/>
